--- a/ISCAM/Metodologia - Instrumento 2 e Indice ISCAM.docx
+++ b/ISCAM/Metodologia - Instrumento 2 e Indice ISCAM.docx
@@ -115,7 +115,7 @@
           <w:sz w:val="22"/>
           <w:szCs w:val="22"/>
         </w:rPr>
-        <w:t xml:space="preserve">Estado al 2026-10-14: el instrumento está listo para aplicarse (revisión de calidad aprobada); el índice está implementado y verificado sobre las organizaciones; la carga de respuestas se activa con la primera ronda de datos reales. Composición de esta primera versión: este documento de metodología, el instrumento de 119 preguntas y la hoja de cálculo que acompañan al paquete. El fundamento, las fases de validación y los requisitos de robustez provienen del proyecto madre (ISCAM — Universidad del Pacífico, *El impacto del Pacto Verde Europeo en la performance de las cooperativas peruanas*).</w:t>
+        <w:t>Estado al 2026-10-14: el instrumento está listo para aplicarse (revisión de calidad aprobada); el índice está implementado y verificado sobre las organizaciones; la carga de respuestas se activa con la primera ronda de datos reales. Composición de esta primera versión: este documento de metodología, el instrumento de 119 preguntas y la hoja de cálculo que acompañan al paquete. El fundamento, las fases de validación y los requisitos de robustez provienen del proyecto madre (ISCAM — Universidad del Pacífico, *El impacto del Pacto Verde Europeo en el desempeño de las cooperativas peruanas*).</w:t>
       </w:r>
     </w:p>
     <w:p>
@@ -187,7 +187,7 @@
           <w:sz w:val="22"/>
           <w:szCs w:val="22"/>
         </w:rPr>
-        <w:t xml:space="preserve">Este documento forma parte del proyecto ISCAM (Universidad del Pacífico): *El impacto del Pacto Verde Europeo en la performance de las cooperativas peruanas*. El proyecto construye y valida, mediante una encuesta organizacional aplicada a una muestra de cooperativas cafetaleras y cacaoteras peruanas, un Índice Sintético de Alineamiento (ISA): un solo número que resume qué tan preparada está cada organización frente al EUDR y qué tan vulnerable es a quedar excluida del mercado europeo si no logra esa preparación a tiempo. El ISA se construye a partir de dos índices complementarios — el Índice de Preparación (IP) y el Índice de Vulnerabilidad (IV) — y se valida con las pruebas estadísticas estándar para este tipo de indicador compuesto (consistencia interna, estructura factorial, intervalos de confianza por remuestreo), descritas en la sección 3.</w:t>
+        <w:t>Este documento forma parte del proyecto ISCAM (Universidad del Pacífico): *El impacto del Pacto Verde Europeo en el desempeño de las cooperativas peruanas*. El proyecto construye y valida, mediante una encuesta organizacional aplicada a una muestra de cooperativas cafetaleras y cacaoteras peruanas, un Índice Sintético de Alineamiento (ISA): un solo número que resume qué tan preparada está cada organización frente al EUDR y qué tan vulnerable es a quedar excluida del mercado europeo si no logra esa preparación a tiempo. El ISA se construye a partir de dos índices complementarios — el Índice de Preparación (IP) y el Índice de Vulnerabilidad (IV) — y se valida con las pruebas estadísticas estándar para este tipo de indicador compuesto (consistencia interna, estructura factorial, intervalos de confianza por remuestreo), descritas en la sección 3.</w:t>
       </w:r>
     </w:p>
     <w:p>
@@ -714,7 +714,7 @@
                 <w:sz w:val="22"/>
                 <w:szCs w:val="22"/>
               </w:rPr>
-              <w:t>36 variables de dato (comercio exterior, fiscalización, certificaciones, score de legalidad, dimensiones Pacto Verde, indicadores de desempeño) + clasificación</w:t>
+              <w:t>36 variables de dato (comercio exterior, fiscalización, certificaciones, puntaje de legalidad, dimensiones Pacto Verde, indicadores de desempeño) + clasificación</w:t>
             </w:r>
           </w:p>
         </w:tc>
@@ -801,7 +801,7 @@
           </w:tcPr>
           <w:p>
             <w:r>
-              <w:t>ISA-Completo, semáforo, ranking; espejo de D2, D5 y D6 desde NORMALIZADO</w:t>
+              <w:t>ISA-Completo, semáforo, ordenamiento; espejo de D2, D5 y D6 desde NORMALIZADO</w:t>
             </w:r>
           </w:p>
         </w:tc>
@@ -3639,7 +3639,7 @@
           <w:sz w:val="22"/>
           <w:szCs w:val="22"/>
         </w:rPr>
-        <w:t xml:space="preserve">Ranking por ISA-Completo para comparar organizaciones.</w:t>
+        <w:t>Ordenamiento por ISA-Completo para comparar organizaciones.</w:t>
       </w:r>
     </w:p>
     <w:p>
@@ -3946,7 +3946,7 @@
                 <w:sz w:val="22"/>
                 <w:szCs w:val="22"/>
               </w:rPr>
-              <w:t xml:space="preserve">El índice es el regresor/predictor del objetivo (f) del proyecto madre y la performance es la variable dependiente —incluirla sería circular—; el proyecto madre usa los indicadores de performance como validación externa del índice (Fase 4, paso 12: certificaciones, % volumen trazable, continuidad exportadora, acceso a mercado UE); el impacto en performance/exclusión ya está operacionalizado en RE = IV x (1 − IP/100)</w:t>
+              <w:t>El índice es el regresor/predictor del objetivo (f) del proyecto madre y el desempeño es la variable dependiente —incluirla sería circular—; el proyecto madre usa los indicadores de desempeño como validación externa del índice (Fase 4, paso 12: certificaciones, % volumen trazable, continuidad exportadora, acceso a mercado UE); el impacto en desempeño/exclusión ya está operacionalizado en RE = IV x (1 − IP/100)</w:t>
             </w:r>
           </w:p>
         </w:tc>
@@ -4171,7 +4171,7 @@
                 <w:sz w:val="22"/>
                 <w:szCs w:val="22"/>
               </w:rPr>
-              <w:t>Separación de prefijos: Bloque P (performance comercial) vs Bloque R (indicadores de desempeño)</w:t>
+              <w:t>Separación de prefijos: Bloque P (desempeño comercial) vs Bloque R (indicadores de desempeño)</w:t>
             </w:r>
           </w:p>
         </w:tc>
@@ -4662,7 +4662,7 @@
                 <w:sz w:val="22"/>
                 <w:szCs w:val="22"/>
               </w:rPr>
-              <w:t xml:space="preserve">Bloque P — Performance comercial (P1–P14, P1b)</w:t>
+              <w:t>Bloque P — Desempeño comercial (P1–P14, P1b)</w:t>
             </w:r>
           </w:p>
         </w:tc>
@@ -6215,7 +6215,7 @@
           <w:rFonts w:ascii="Arial" w:hAnsi="Arial"/>
           <w:sz w:val="22"/>
         </w:rPr>
-        <w:t>Regla sobre la base precensal (MATRIZ_174, 2026-10-15): los ceros que provenían de la falta de dato ya no se muestran como 0. La certificación se recodificó a SI/NO tomando el texto fuente —venía truncada a tres caracteres por el generador de la matriz—, y el score de certificación, el % UE/FOB, el FOB total y el de la Unión Europea, los indicadores P1–P14 y las dimensiones D12–D15 aparecen vacíos cuando falta la fuente. En D12–D15 se conserva únicamente el proxy FAO/IPCC documentado de la huella de carbono, calculado sobre las hectáreas conocidas; el resto de ceros era relleno del generador y se vació. Un cero medido —por ejemplo, una organización que exporta pero no a la Unión Europea— se conserva. Los índices derivados (IV1, IV4 e IP5) quedan sin dato cuando su insumo lo está. Los cuatro casos de Comercio Justo que quedaban en revisión se resolvieron en la misma pasada: en tres de ellos la celda de origen contenía texto de certificación orgánica —no hay evidencia de Comercio Justo— y se mantienen en «sin dato»; el cuarto, AGUILAYOC, se recodificó a SI con la fuente del directorio de la JNC («Orgánica y Comercio Justo»).</w:t>
+        <w:t>Regla sobre la base precensal (MATRIZ_174, 2026-10-15): los ceros que provenían de la falta de dato ya no se muestran como 0. La certificación se recodificó a SI/NO tomando el texto fuente —venía truncada a tres caracteres por el generador de la matriz—, y el puntaje de certificación, el % UE/FOB, el FOB total y el de la Unión Europea, los indicadores P1–P14 y las dimensiones D12–D15 aparecen vacíos cuando falta la fuente. En D12–D15 se conserva únicamente el proxy FAO/IPCC documentado de la huella de carbono, calculado sobre las hectáreas conocidas; el resto de ceros era relleno del generador y se vació. Un cero medido —por ejemplo, una organización que exporta pero no a la Unión Europea— se conserva. Los índices derivados (IV1, IV4 e IP5) quedan sin dato cuando su insumo lo está. Los cuatro casos de Comercio Justo que quedaban en revisión se resolvieron en la misma pasada: en tres de ellos la celda de origen contenía texto de certificación orgánica —no hay evidencia de Comercio Justo— y se mantienen en «sin dato»; el cuarto, AGUILAYOC, se recodificó a SI con la fuente del directorio de la JNC («Orgánica y Comercio Justo»).</w:t>
       </w:r>
     </w:p>
     <w:p>
@@ -7204,7 +7204,7 @@
           <w:sz w:val="22"/>
           <w:szCs w:val="22"/>
         </w:rPr>
-        <w:t xml:space="preserve">Análisis de sensibilidad: se recalculará el índice bajo supuestos alternativos — media aritmética en vez de geométrica, pesos iguales entre las 9 dimensiones de ISA-EUDR, combinaciones distintas a 70/30 entre ISA-EUDR e ISA-Pacto Verde (80/20, 60/40, 50/50), y la regla estricta de exclusión de datos faltantes en vez de la re-ponderación proporcional — para comprobar si el ranking de organizaciones cambia sustancialmente según la convención elegida. La comparación se hace con la correlación de rangos de Spearman: si el orden de las organizaciones es parecido bajo todos los supuestos, el índice es robusto a esas decisiones metodológicas.</w:t>
+        <w:t>Análisis de sensibilidad: se recalculará el índice bajo supuestos alternativos — media aritmética en vez de geométrica, pesos iguales entre las 9 dimensiones de ISA-EUDR, combinaciones distintas a 70/30 entre ISA-EUDR e ISA-Pacto Verde (80/20, 60/40, 50/50), y la regla estricta de exclusión de datos faltantes en vez de la re-ponderación proporcional — para comprobar si el ordenamiento de organizaciones cambia sustancialmente según la convención elegida. La comparación se hace con la correlación de rangos de Spearman: si el orden de las organizaciones es parecido bajo todos los supuestos, el índice es robusto a esas decisiones metodológicas.</w:t>
       </w:r>
     </w:p>
     <w:p>
@@ -7223,7 +7223,7 @@
           <w:sz w:val="22"/>
           <w:szCs w:val="22"/>
         </w:rPr>
-        <w:t xml:space="preserve">Bootstrap (remuestreo repetido de los datos, B = 1000 repeticiones) para calcular un margen de error — un intervalo de confianza — alrededor del valor de ISA, IP, IV y RE de cada cooperativa y del ranking agregado, una vez exista la primera ronda completa de datos (requisito de robustez del proyecto madre).</w:t>
+        <w:t>Bootstrap (remuestreo repetido de los datos, B = 1000 repeticiones) para calcular un margen de error — un intervalo de confianza — alrededor del valor de ISA, IP, IV y RE de cada cooperativa y del ordenamiento agregado, una vez exista la primera ronda completa de datos (requisito de robustez del proyecto madre).</w:t>
       </w:r>
     </w:p>
     <w:p>
@@ -7534,7 +7534,7 @@
           <w:sz w:val="22"/>
           <w:szCs w:val="22"/>
         </w:rPr>
-        <w:t>Reescribir IV1–IV5 con las definiciones de diseño una vez ingresado el instrumento (insumos ya capturados); IV4 aplica certificación (70/30) + agravante de legalidad 30% × (100 − D3). Mientras la certificación o el comercio exterior no tengan fuente, IV4 e IV1 se reportan como «—», no como 0: los 60 y 70 del diseño son supuestos de valor, no umbrales de ausencia. IP5 quedó además corregido de escala y de fuente: sumaba D7 y D9 (0–100) con la certificación en 0–1, y tomaba la certificación del score ponderado precensal (0,6 orgánica / 0,4 Comercio Justo). Ahora usa el conteo documentado 0–33–66–100 de certificaciones vigentes —B0.9 al cargar la encuesta, registro precensal mientras tanto—, de modo que las tres componentes comparten la escala 0–100; y devuelve «—» si falta D7, D9 o la certificación, nunca 0.</w:t>
+        <w:t>Reescribir IV1–IV5 con las definiciones de diseño una vez ingresado el instrumento (insumos ya capturados); IV4 aplica certificación (70/30) + agravante de legalidad 30% × (100 − D3). Mientras la certificación o el comercio exterior no tengan fuente, IV4 e IV1 se reportan como «—», no como 0: los 60 y 70 del diseño son supuestos de valor, no umbrales de ausencia. IP5 quedó además corregido de escala y de fuente: sumaba D7 y D9 (0–100) con la certificación en 0–1, y tomaba la certificación del puntaje ponderado precensal (0,6 orgánica / 0,4 Comercio Justo). Ahora usa el conteo documentado 0–33–66–100 de certificaciones vigentes —B0.9 al cargar la encuesta, registro precensal mientras tanto—, de modo que las tres componentes comparten la escala 0–100; y devuelve «—» si falta D7, D9 o la certificación, nunca 0.</w:t>
       </w:r>
     </w:p>
     <w:p>
